--- a/templates/retrieval_template.docx
+++ b/templates/retrieval_template.docx
@@ -114,29 +114,7 @@
           <w:szCs w:val="24"/>
           <w:u w:val="single"/>
         </w:rPr>
-        <w:t>${</w:t>
-      </w:r>
-      <w:proofErr w:type="spellStart"/>
-      <w:r>
-        <w:rPr>
-          <w:rFonts w:ascii="Cambria" w:hAnsi="Cambria" w:cs="Menlo"/>
-          <w:color w:val="1F2328"/>
-          <w:sz w:val="24"/>
-          <w:szCs w:val="24"/>
-          <w:u w:val="single"/>
-        </w:rPr>
-        <w:t>college_department</w:t>
-      </w:r>
-      <w:proofErr w:type="spellEnd"/>
-      <w:r>
-        <w:rPr>
-          <w:rFonts w:ascii="Cambria" w:hAnsi="Cambria" w:cs="Menlo"/>
-          <w:color w:val="1F2328"/>
-          <w:sz w:val="24"/>
-          <w:szCs w:val="24"/>
-          <w:u w:val="single"/>
-        </w:rPr>
-        <w:t>}</w:t>
+        <w:t>${college_department}</w:t>
       </w:r>
       <w:r>
         <w:rPr>
@@ -463,7 +441,6 @@
           <w:p>
             <w:pPr>
               <w:spacing w:after="0" w:line="240" w:lineRule="auto"/>
-              <w:jc w:val="center"/>
               <w:rPr>
                 <w:rFonts w:ascii="Cambria" w:eastAsia="Cambria" w:hAnsi="Cambria" w:cs="Cambria"/>
                 <w:sz w:val="24"/>
@@ -477,9 +454,23 @@
                 <w:sz w:val="24"/>
                 <w:szCs w:val="24"/>
               </w:rPr>
-              <w:t>${</w:t>
+              <w:t>${student_employee_id}</w:t>
             </w:r>
-            <w:proofErr w:type="spellStart"/>
+          </w:p>
+        </w:tc>
+        <w:tc>
+          <w:tcPr>
+            <w:tcW w:w="2515" w:type="dxa"/>
+          </w:tcPr>
+          <w:p>
+            <w:pPr>
+              <w:spacing w:after="0" w:line="240" w:lineRule="auto"/>
+              <w:rPr>
+                <w:rFonts w:ascii="Cambria" w:eastAsia="Cambria" w:hAnsi="Cambria" w:cs="Cambria"/>
+                <w:sz w:val="24"/>
+                <w:szCs w:val="24"/>
+              </w:rPr>
+            </w:pPr>
             <w:r>
               <w:rPr>
                 <w:rFonts w:ascii="Cambria" w:hAnsi="Cambria" w:cs="Menlo"/>
@@ -487,9 +478,23 @@
                 <w:sz w:val="24"/>
                 <w:szCs w:val="24"/>
               </w:rPr>
-              <w:t>student_employee_id</w:t>
+              <w:t>${last_name}</w:t>
             </w:r>
-            <w:proofErr w:type="spellEnd"/>
+          </w:p>
+        </w:tc>
+        <w:tc>
+          <w:tcPr>
+            <w:tcW w:w="2070" w:type="dxa"/>
+          </w:tcPr>
+          <w:p>
+            <w:pPr>
+              <w:spacing w:after="0" w:line="240" w:lineRule="auto"/>
+              <w:rPr>
+                <w:rFonts w:ascii="Cambria" w:eastAsia="Cambria" w:hAnsi="Cambria" w:cs="Cambria"/>
+                <w:sz w:val="24"/>
+                <w:szCs w:val="24"/>
+              </w:rPr>
+            </w:pPr>
             <w:r>
               <w:rPr>
                 <w:rFonts w:ascii="Cambria" w:hAnsi="Cambria" w:cs="Menlo"/>
@@ -497,18 +502,17 @@
                 <w:sz w:val="24"/>
                 <w:szCs w:val="24"/>
               </w:rPr>
-              <w:t>}</w:t>
+              <w:t>${first_name}</w:t>
             </w:r>
           </w:p>
         </w:tc>
         <w:tc>
           <w:tcPr>
-            <w:tcW w:w="2515" w:type="dxa"/>
+            <w:tcW w:w="1890" w:type="dxa"/>
           </w:tcPr>
           <w:p>
             <w:pPr>
               <w:spacing w:after="0" w:line="240" w:lineRule="auto"/>
-              <w:jc w:val="center"/>
               <w:rPr>
                 <w:rFonts w:ascii="Cambria" w:eastAsia="Cambria" w:hAnsi="Cambria" w:cs="Cambria"/>
                 <w:sz w:val="24"/>
@@ -522,117 +526,7 @@
                 <w:sz w:val="24"/>
                 <w:szCs w:val="24"/>
               </w:rPr>
-              <w:t>${</w:t>
-            </w:r>
-            <w:proofErr w:type="spellStart"/>
-            <w:r>
-              <w:rPr>
-                <w:rFonts w:ascii="Cambria" w:hAnsi="Cambria" w:cs="Menlo"/>
-                <w:color w:val="1F2328"/>
-                <w:sz w:val="24"/>
-                <w:szCs w:val="24"/>
-              </w:rPr>
-              <w:t>last_name</w:t>
-            </w:r>
-            <w:proofErr w:type="spellEnd"/>
-            <w:r>
-              <w:rPr>
-                <w:rFonts w:ascii="Cambria" w:hAnsi="Cambria" w:cs="Menlo"/>
-                <w:color w:val="1F2328"/>
-                <w:sz w:val="24"/>
-                <w:szCs w:val="24"/>
-              </w:rPr>
-              <w:t>}</w:t>
-            </w:r>
-          </w:p>
-        </w:tc>
-        <w:tc>
-          <w:tcPr>
-            <w:tcW w:w="2070" w:type="dxa"/>
-          </w:tcPr>
-          <w:p>
-            <w:pPr>
-              <w:spacing w:after="0" w:line="240" w:lineRule="auto"/>
-              <w:jc w:val="center"/>
-              <w:rPr>
-                <w:rFonts w:ascii="Cambria" w:eastAsia="Cambria" w:hAnsi="Cambria" w:cs="Cambria"/>
-                <w:sz w:val="24"/>
-                <w:szCs w:val="24"/>
-              </w:rPr>
-            </w:pPr>
-            <w:r>
-              <w:rPr>
-                <w:rFonts w:ascii="Cambria" w:hAnsi="Cambria" w:cs="Menlo"/>
-                <w:color w:val="1F2328"/>
-                <w:sz w:val="24"/>
-                <w:szCs w:val="24"/>
-              </w:rPr>
-              <w:t>${</w:t>
-            </w:r>
-            <w:proofErr w:type="spellStart"/>
-            <w:r>
-              <w:rPr>
-                <w:rFonts w:ascii="Cambria" w:hAnsi="Cambria" w:cs="Menlo"/>
-                <w:color w:val="1F2328"/>
-                <w:sz w:val="24"/>
-                <w:szCs w:val="24"/>
-              </w:rPr>
-              <w:t>first_name</w:t>
-            </w:r>
-            <w:proofErr w:type="spellEnd"/>
-            <w:r>
-              <w:rPr>
-                <w:rFonts w:ascii="Cambria" w:hAnsi="Cambria" w:cs="Menlo"/>
-                <w:color w:val="1F2328"/>
-                <w:sz w:val="24"/>
-                <w:szCs w:val="24"/>
-              </w:rPr>
-              <w:t>}</w:t>
-            </w:r>
-          </w:p>
-        </w:tc>
-        <w:tc>
-          <w:tcPr>
-            <w:tcW w:w="1890" w:type="dxa"/>
-          </w:tcPr>
-          <w:p>
-            <w:pPr>
-              <w:spacing w:after="0" w:line="240" w:lineRule="auto"/>
-              <w:jc w:val="center"/>
-              <w:rPr>
-                <w:rFonts w:ascii="Cambria" w:eastAsia="Cambria" w:hAnsi="Cambria" w:cs="Cambria"/>
-                <w:sz w:val="24"/>
-                <w:szCs w:val="24"/>
-              </w:rPr>
-            </w:pPr>
-            <w:r>
-              <w:rPr>
-                <w:rFonts w:ascii="Cambria" w:hAnsi="Cambria" w:cs="Menlo"/>
-                <w:color w:val="1F2328"/>
-                <w:sz w:val="24"/>
-                <w:szCs w:val="24"/>
-              </w:rPr>
-              <w:t>${</w:t>
-            </w:r>
-            <w:proofErr w:type="spellStart"/>
-            <w:r>
-              <w:rPr>
-                <w:rFonts w:ascii="Cambria" w:hAnsi="Cambria" w:cs="Menlo"/>
-                <w:color w:val="1F2328"/>
-                <w:sz w:val="24"/>
-                <w:szCs w:val="24"/>
-              </w:rPr>
-              <w:t>middle_name</w:t>
-            </w:r>
-            <w:proofErr w:type="spellEnd"/>
-            <w:r>
-              <w:rPr>
-                <w:rFonts w:ascii="Cambria" w:hAnsi="Cambria" w:cs="Menlo"/>
-                <w:color w:val="1F2328"/>
-                <w:sz w:val="24"/>
-                <w:szCs w:val="24"/>
-              </w:rPr>
-              <w:t>}</w:t>
+              <w:t>${middle_name}</w:t>
             </w:r>
           </w:p>
         </w:tc>
@@ -1164,7 +1058,7 @@
               </wp:anchor>
             </w:drawing>
           </mc:Choice>
-          <mc:Fallback xmlns:cr="http://schemas.microsoft.com/office/comments/2020/reactions" xmlns="http://schemas.microsoft.com/office/tasks/2019/documenttasks" xmlns:dgm="http://schemas.openxmlformats.org/drawingml/2006/diagram" xmlns:lc="http://schemas.openxmlformats.org/drawingml/2006/lockedCanvas" xmlns:c="http://schemas.openxmlformats.org/drawingml/2006/chart" xmlns:pic="http://schemas.openxmlformats.org/drawingml/2006/picture" xmlns:a="http://schemas.openxmlformats.org/drawingml/2006/main" xmlns:sl="http://schemas.openxmlformats.org/schemaLibrary/2006/main">
+          <mc:Fallback xmlns:sl="http://schemas.openxmlformats.org/schemaLibrary/2006/main" xmlns:a="http://schemas.openxmlformats.org/drawingml/2006/main" xmlns:pic="http://schemas.openxmlformats.org/drawingml/2006/picture" xmlns:c="http://schemas.openxmlformats.org/drawingml/2006/chart" xmlns:lc="http://schemas.openxmlformats.org/drawingml/2006/lockedCanvas" xmlns:dgm="http://schemas.openxmlformats.org/drawingml/2006/diagram" xmlns="http://schemas.microsoft.com/office/tasks/2019/documenttasks" xmlns:cr="http://schemas.microsoft.com/office/comments/2020/reactions">
             <w:drawing>
               <wp:anchor allowOverlap="1" behindDoc="0" distB="0" distT="0" distL="114300" distR="114300" hidden="0" layoutInCell="1" locked="0" relativeHeight="0" simplePos="0">
                 <wp:simplePos x="0" y="0"/>
@@ -1498,7 +1392,6 @@
           <w:p>
             <w:pPr>
               <w:spacing w:after="0"/>
-              <w:jc w:val="center"/>
               <w:rPr>
                 <w:rFonts w:ascii="Cambria" w:eastAsia="Cambria" w:hAnsi="Cambria" w:cs="Cambria"/>
                 <w:sz w:val="24"/>
@@ -1512,9 +1405,23 @@
                 <w:sz w:val="24"/>
                 <w:szCs w:val="24"/>
               </w:rPr>
-              <w:t>${</w:t>
+              <w:t>${monitor_student_employee_id}</w:t>
             </w:r>
-            <w:proofErr w:type="spellStart"/>
+          </w:p>
+        </w:tc>
+        <w:tc>
+          <w:tcPr>
+            <w:tcW w:w="2430" w:type="dxa"/>
+          </w:tcPr>
+          <w:p>
+            <w:pPr>
+              <w:spacing w:after="0"/>
+              <w:rPr>
+                <w:rFonts w:ascii="Cambria" w:eastAsia="Cambria" w:hAnsi="Cambria" w:cs="Cambria"/>
+                <w:sz w:val="24"/>
+                <w:szCs w:val="24"/>
+              </w:rPr>
+            </w:pPr>
             <w:r>
               <w:rPr>
                 <w:rFonts w:ascii="Cambria" w:hAnsi="Cambria" w:cs="Menlo"/>
@@ -1522,73 +1429,17 @@
                 <w:sz w:val="24"/>
                 <w:szCs w:val="24"/>
               </w:rPr>
-              <w:t>monitor_student_employee_id</w:t>
+              <w:t>${email_address}</w:t>
             </w:r>
-            <w:proofErr w:type="spellEnd"/>
-            <w:r>
-              <w:rPr>
-                <w:rFonts w:ascii="Cambria" w:hAnsi="Cambria" w:cs="Menlo"/>
-                <w:color w:val="1F2328"/>
-                <w:sz w:val="24"/>
-                <w:szCs w:val="24"/>
-              </w:rPr>
-              <w:t>}</w:t>
-            </w:r>
-          </w:p>
-        </w:tc>
-        <w:tc>
-          <w:tcPr>
-            <w:tcW w:w="2430" w:type="dxa"/>
+          </w:p>
+        </w:tc>
+        <w:tc>
+          <w:tcPr>
+            <w:tcW w:w="1943" w:type="dxa"/>
           </w:tcPr>
           <w:p>
             <w:pPr>
               <w:spacing w:after="0"/>
-              <w:jc w:val="center"/>
-              <w:rPr>
-                <w:rFonts w:ascii="Cambria" w:eastAsia="Cambria" w:hAnsi="Cambria" w:cs="Cambria"/>
-                <w:sz w:val="24"/>
-                <w:szCs w:val="24"/>
-              </w:rPr>
-            </w:pPr>
-            <w:r>
-              <w:rPr>
-                <w:rFonts w:ascii="Cambria" w:hAnsi="Cambria" w:cs="Menlo"/>
-                <w:color w:val="1F2328"/>
-                <w:sz w:val="24"/>
-                <w:szCs w:val="24"/>
-              </w:rPr>
-              <w:t>${</w:t>
-            </w:r>
-            <w:proofErr w:type="spellStart"/>
-            <w:r>
-              <w:rPr>
-                <w:rFonts w:ascii="Cambria" w:hAnsi="Cambria" w:cs="Menlo"/>
-                <w:color w:val="1F2328"/>
-                <w:sz w:val="24"/>
-                <w:szCs w:val="24"/>
-              </w:rPr>
-              <w:t>email_address</w:t>
-            </w:r>
-            <w:proofErr w:type="spellEnd"/>
-            <w:r>
-              <w:rPr>
-                <w:rFonts w:ascii="Cambria" w:hAnsi="Cambria" w:cs="Menlo"/>
-                <w:color w:val="1F2328"/>
-                <w:sz w:val="24"/>
-                <w:szCs w:val="24"/>
-              </w:rPr>
-              <w:t>}</w:t>
-            </w:r>
-          </w:p>
-        </w:tc>
-        <w:tc>
-          <w:tcPr>
-            <w:tcW w:w="1943" w:type="dxa"/>
-          </w:tcPr>
-          <w:p>
-            <w:pPr>
-              <w:spacing w:after="0"/>
-              <w:jc w:val="center"/>
               <w:rPr>
                 <w:rFonts w:ascii="Cambria" w:eastAsia="Cambria" w:hAnsi="Cambria" w:cs="Cambria"/>
                 <w:sz w:val="24"/>
